--- a/CHANGELOG v0.70.docx
+++ b/CHANGELOG v0.70.docx
@@ -2,7 +2,7 @@
 <file path=word/document.xml><?xml version="1.0" encoding="utf-8"?>
 <w:document xmlns:w="http://schemas.openxmlformats.org/wordprocessingml/2006/main" xmlns:m="http://schemas.openxmlformats.org/officeDocument/2006/math" xmlns:r="http://schemas.openxmlformats.org/officeDocument/2006/relationships" xmlns:o="urn:schemas-microsoft-com:office:office" xmlns:v="urn:schemas-microsoft-com:vml" xmlns:w10="urn:schemas-microsoft-com:office:word" xmlns:a="http://schemas.openxmlformats.org/drawingml/2006/main" xmlns:pic="http://schemas.openxmlformats.org/drawingml/2006/picture" xmlns:wp="http://schemas.openxmlformats.org/drawingml/2006/wordprocessingDrawing">
   <w:body>
-    <w:bookmarkStart w:id="13" w:name="changelog---v0.70"/>
+    <w:bookmarkStart w:id="15" w:name="changelog---v0.70"/>
     <w:p>
       <w:pPr>
         <w:pStyle w:val="Heading1"/>
@@ -1271,7 +1271,471 @@
       </w:r>
     </w:p>
     <w:bookmarkEnd w:id="12"/>
+    <w:bookmarkStart w:id="13" w:name="resources-used-in-b4xlib"/>
+    <w:p>
+      <w:pPr>
+        <w:pStyle w:val="Heading2"/>
+      </w:pPr>
+      <w:r>
+        <w:t xml:space="preserve">Resources used in B4XLib</w:t>
+      </w:r>
+    </w:p>
+    <w:p>
+      <w:pPr>
+        <w:pStyle w:val="Compact"/>
+        <w:numPr>
+          <w:ilvl w:val="0"/>
+          <w:numId w:val="1005"/>
+        </w:numPr>
+      </w:pPr>
+      <w:r>
+        <w:t xml:space="preserve">angles-left-solid.svg</w:t>
+      </w:r>
+    </w:p>
+    <w:p>
+      <w:pPr>
+        <w:pStyle w:val="Compact"/>
+        <w:numPr>
+          <w:ilvl w:val="0"/>
+          <w:numId w:val="1005"/>
+        </w:numPr>
+      </w:pPr>
+      <w:r>
+        <w:t xml:space="preserve">angles-right-solid.svg</w:t>
+      </w:r>
+    </w:p>
+    <w:p>
+      <w:pPr>
+        <w:pStyle w:val="Compact"/>
+        <w:numPr>
+          <w:ilvl w:val="0"/>
+          <w:numId w:val="1005"/>
+        </w:numPr>
+      </w:pPr>
+      <w:r>
+        <w:t xml:space="preserve">bars-solid.svg</w:t>
+      </w:r>
+    </w:p>
+    <w:p>
+      <w:pPr>
+        <w:pStyle w:val="Compact"/>
+        <w:numPr>
+          <w:ilvl w:val="0"/>
+          <w:numId w:val="1005"/>
+        </w:numPr>
+      </w:pPr>
+      <w:r>
+        <w:t xml:space="preserve">check-solid.svg</w:t>
+      </w:r>
+    </w:p>
+    <w:p>
+      <w:pPr>
+        <w:pStyle w:val="Compact"/>
+        <w:numPr>
+          <w:ilvl w:val="0"/>
+          <w:numId w:val="1005"/>
+        </w:numPr>
+      </w:pPr>
+      <w:r>
+        <w:t xml:space="preserve">chevron-left-solid.svg</w:t>
+      </w:r>
+    </w:p>
+    <w:p>
+      <w:pPr>
+        <w:pStyle w:val="Compact"/>
+        <w:numPr>
+          <w:ilvl w:val="0"/>
+          <w:numId w:val="1005"/>
+        </w:numPr>
+      </w:pPr>
+      <w:r>
+        <w:t xml:space="preserve">chevron-right-solid.svg</w:t>
+      </w:r>
+    </w:p>
+    <w:p>
+      <w:pPr>
+        <w:pStyle w:val="Compact"/>
+        <w:numPr>
+          <w:ilvl w:val="0"/>
+          <w:numId w:val="1005"/>
+        </w:numPr>
+      </w:pPr>
+      <w:r>
+        <w:t xml:space="preserve">circle-info-solid.svg</w:t>
+      </w:r>
+    </w:p>
+    <w:p>
+      <w:pPr>
+        <w:pStyle w:val="Compact"/>
+        <w:numPr>
+          <w:ilvl w:val="0"/>
+          <w:numId w:val="1005"/>
+        </w:numPr>
+      </w:pPr>
+      <w:r>
+        <w:t xml:space="preserve">circle-question-regular.svg</w:t>
+      </w:r>
+    </w:p>
+    <w:p>
+      <w:pPr>
+        <w:pStyle w:val="Compact"/>
+        <w:numPr>
+          <w:ilvl w:val="0"/>
+          <w:numId w:val="1005"/>
+        </w:numPr>
+      </w:pPr>
+      <w:r>
+        <w:t xml:space="preserve">circle-xmark-solid.svg</w:t>
+      </w:r>
+    </w:p>
+    <w:p>
+      <w:pPr>
+        <w:pStyle w:val="Compact"/>
+        <w:numPr>
+          <w:ilvl w:val="0"/>
+          <w:numId w:val="1005"/>
+        </w:numPr>
+      </w:pPr>
+      <w:r>
+        <w:t xml:space="preserve">close.svg</w:t>
+      </w:r>
+    </w:p>
+    <w:p>
+      <w:pPr>
+        <w:pStyle w:val="Compact"/>
+        <w:numPr>
+          <w:ilvl w:val="0"/>
+          <w:numId w:val="1005"/>
+        </w:numPr>
+      </w:pPr>
+      <w:r>
+        <w:t xml:space="preserve">eye-slash-solid.svg</w:t>
+      </w:r>
+    </w:p>
+    <w:p>
+      <w:pPr>
+        <w:pStyle w:val="Compact"/>
+        <w:numPr>
+          <w:ilvl w:val="0"/>
+          <w:numId w:val="1005"/>
+        </w:numPr>
+      </w:pPr>
+      <w:r>
+        <w:t xml:space="preserve">eye-solid.svg</w:t>
+      </w:r>
+    </w:p>
+    <w:p>
+      <w:pPr>
+        <w:pStyle w:val="Compact"/>
+        <w:numPr>
+          <w:ilvl w:val="0"/>
+          <w:numId w:val="1005"/>
+        </w:numPr>
+      </w:pPr>
+      <w:r>
+        <w:t xml:space="preserve">magnifying-glass-solid.svg</w:t>
+      </w:r>
+    </w:p>
+    <w:p>
+      <w:pPr>
+        <w:pStyle w:val="Compact"/>
+        <w:numPr>
+          <w:ilvl w:val="0"/>
+          <w:numId w:val="1005"/>
+        </w:numPr>
+      </w:pPr>
+      <w:r>
+        <w:t xml:space="preserve">photo-1560717789-0ac7c58ac90a.webp</w:t>
+      </w:r>
+    </w:p>
+    <w:p>
+      <w:pPr>
+        <w:pStyle w:val="Compact"/>
+        <w:numPr>
+          <w:ilvl w:val="0"/>
+          <w:numId w:val="1005"/>
+        </w:numPr>
+      </w:pPr>
+      <w:r>
+        <w:t xml:space="preserve">photo-1560717789-0ac7c58ac90a-blur.webp</w:t>
+      </w:r>
+    </w:p>
+    <w:p>
+      <w:pPr>
+        <w:pStyle w:val="Compact"/>
+        <w:numPr>
+          <w:ilvl w:val="0"/>
+          <w:numId w:val="1005"/>
+        </w:numPr>
+      </w:pPr>
+      <w:r>
+        <w:t xml:space="preserve">triangle-exclamation-solid.svg</w:t>
+      </w:r>
+    </w:p>
+    <w:p>
+      <w:pPr>
+        <w:pStyle w:val="Compact"/>
+        <w:numPr>
+          <w:ilvl w:val="0"/>
+          <w:numId w:val="1005"/>
+        </w:numPr>
+      </w:pPr>
+      <w:r>
+        <w:t xml:space="preserve">xmark-solid.svg</w:t>
+      </w:r>
+    </w:p>
+    <w:p>
+      <w:pPr>
+        <w:pStyle w:val="Compact"/>
+        <w:numPr>
+          <w:ilvl w:val="0"/>
+          <w:numId w:val="1005"/>
+        </w:numPr>
+      </w:pPr>
+      <w:r>
+        <w:t xml:space="preserve">x-solid-full.svg</w:t>
+      </w:r>
+    </w:p>
     <w:bookmarkEnd w:id="13"/>
+    <w:bookmarkStart w:id="14" w:name="X0c241fd7128df0e44c778d77b4e16a45a709885"/>
+    <w:p>
+      <w:pPr>
+        <w:pStyle w:val="Heading2"/>
+      </w:pPr>
+      <w:r>
+        <w:t xml:space="preserve">Libraries used - Thank you so much to creators of these libraries</w:t>
+      </w:r>
+    </w:p>
+    <w:p>
+      <w:pPr>
+        <w:pStyle w:val="Compact"/>
+        <w:numPr>
+          <w:ilvl w:val="0"/>
+          <w:numId w:val="1006"/>
+        </w:numPr>
+      </w:pPr>
+      <w:r>
+        <w:t xml:space="preserve">ac_leafletview</w:t>
+      </w:r>
+    </w:p>
+    <w:p>
+      <w:pPr>
+        <w:pStyle w:val="Compact"/>
+        <w:numPr>
+          <w:ilvl w:val="0"/>
+          <w:numId w:val="1006"/>
+        </w:numPr>
+      </w:pPr>
+      <w:r>
+        <w:t xml:space="preserve">b4xpages</w:t>
+      </w:r>
+    </w:p>
+    <w:p>
+      <w:pPr>
+        <w:pStyle w:val="Compact"/>
+        <w:numPr>
+          <w:ilvl w:val="0"/>
+          <w:numId w:val="1006"/>
+        </w:numPr>
+      </w:pPr>
+      <w:r>
+        <w:t xml:space="preserve">bitmapcreator</w:t>
+      </w:r>
+    </w:p>
+    <w:p>
+      <w:pPr>
+        <w:pStyle w:val="Compact"/>
+        <w:numPr>
+          <w:ilvl w:val="0"/>
+          <w:numId w:val="1006"/>
+        </w:numPr>
+      </w:pPr>
+      <w:r>
+        <w:t xml:space="preserve">bitmapcreatoreffectsext</w:t>
+      </w:r>
+    </w:p>
+    <w:p>
+      <w:pPr>
+        <w:pStyle w:val="Compact"/>
+        <w:numPr>
+          <w:ilvl w:val="0"/>
+          <w:numId w:val="1006"/>
+        </w:numPr>
+      </w:pPr>
+      <w:r>
+        <w:t xml:space="preserve">contentresolver</w:t>
+      </w:r>
+    </w:p>
+    <w:p>
+      <w:pPr>
+        <w:pStyle w:val="Compact"/>
+        <w:numPr>
+          <w:ilvl w:val="0"/>
+          <w:numId w:val="1006"/>
+        </w:numPr>
+      </w:pPr>
+      <w:r>
+        <w:t xml:space="preserve">core</w:t>
+      </w:r>
+    </w:p>
+    <w:p>
+      <w:pPr>
+        <w:pStyle w:val="Compact"/>
+        <w:numPr>
+          <w:ilvl w:val="0"/>
+          <w:numId w:val="1006"/>
+        </w:numPr>
+      </w:pPr>
+      <w:r>
+        <w:t xml:space="preserve">fileprovider</w:t>
+      </w:r>
+    </w:p>
+    <w:p>
+      <w:pPr>
+        <w:pStyle w:val="Compact"/>
+        <w:numPr>
+          <w:ilvl w:val="0"/>
+          <w:numId w:val="1006"/>
+        </w:numPr>
+      </w:pPr>
+      <w:r>
+        <w:t xml:space="preserve">fusedlocationprovider</w:t>
+      </w:r>
+    </w:p>
+    <w:p>
+      <w:pPr>
+        <w:pStyle w:val="Compact"/>
+        <w:numPr>
+          <w:ilvl w:val="0"/>
+          <w:numId w:val="1006"/>
+        </w:numPr>
+      </w:pPr>
+      <w:r>
+        <w:t xml:space="preserve">geocoder</w:t>
+      </w:r>
+    </w:p>
+    <w:p>
+      <w:pPr>
+        <w:pStyle w:val="Compact"/>
+        <w:numPr>
+          <w:ilvl w:val="0"/>
+          <w:numId w:val="1006"/>
+        </w:numPr>
+      </w:pPr>
+      <w:r>
+        <w:t xml:space="preserve">gps</w:t>
+      </w:r>
+    </w:p>
+    <w:p>
+      <w:pPr>
+        <w:pStyle w:val="Compact"/>
+        <w:numPr>
+          <w:ilvl w:val="0"/>
+          <w:numId w:val="1006"/>
+        </w:numPr>
+      </w:pPr>
+      <w:r>
+        <w:t xml:space="preserve">ime</w:t>
+      </w:r>
+    </w:p>
+    <w:p>
+      <w:pPr>
+        <w:pStyle w:val="Compact"/>
+        <w:numPr>
+          <w:ilvl w:val="0"/>
+          <w:numId w:val="1006"/>
+        </w:numPr>
+      </w:pPr>
+      <w:r>
+        <w:t xml:space="preserve">javaobject</w:t>
+      </w:r>
+    </w:p>
+    <w:p>
+      <w:pPr>
+        <w:pStyle w:val="Compact"/>
+        <w:numPr>
+          <w:ilvl w:val="0"/>
+          <w:numId w:val="1006"/>
+        </w:numPr>
+      </w:pPr>
+      <w:r>
+        <w:t xml:space="preserve">json</w:t>
+      </w:r>
+    </w:p>
+    <w:p>
+      <w:pPr>
+        <w:pStyle w:val="Compact"/>
+        <w:numPr>
+          <w:ilvl w:val="0"/>
+          <w:numId w:val="1006"/>
+        </w:numPr>
+      </w:pPr>
+      <w:r>
+        <w:t xml:space="preserve">reflection</w:t>
+      </w:r>
+    </w:p>
+    <w:p>
+      <w:pPr>
+        <w:pStyle w:val="Compact"/>
+        <w:numPr>
+          <w:ilvl w:val="0"/>
+          <w:numId w:val="1006"/>
+        </w:numPr>
+      </w:pPr>
+      <w:r>
+        <w:t xml:space="preserve">runtimepermissions</w:t>
+      </w:r>
+    </w:p>
+    <w:p>
+      <w:pPr>
+        <w:pStyle w:val="Compact"/>
+        <w:numPr>
+          <w:ilvl w:val="0"/>
+          <w:numId w:val="1006"/>
+        </w:numPr>
+      </w:pPr>
+      <w:r>
+        <w:t xml:space="preserve">sql</w:t>
+      </w:r>
+    </w:p>
+    <w:p>
+      <w:pPr>
+        <w:pStyle w:val="Compact"/>
+        <w:numPr>
+          <w:ilvl w:val="0"/>
+          <w:numId w:val="1006"/>
+        </w:numPr>
+      </w:pPr>
+      <w:r>
+        <w:t xml:space="preserve">stringutils</w:t>
+      </w:r>
+    </w:p>
+    <w:p>
+      <w:pPr>
+        <w:pStyle w:val="Compact"/>
+        <w:numPr>
+          <w:ilvl w:val="0"/>
+          <w:numId w:val="1006"/>
+        </w:numPr>
+      </w:pPr>
+      <w:r>
+        <w:t xml:space="preserve">xcustomlistview</w:t>
+      </w:r>
+    </w:p>
+    <w:p>
+      <w:pPr>
+        <w:pStyle w:val="Compact"/>
+        <w:numPr>
+          <w:ilvl w:val="0"/>
+          <w:numId w:val="1006"/>
+        </w:numPr>
+      </w:pPr>
+      <w:r>
+        <w:t xml:space="preserve">xui</w:t>
+      </w:r>
+    </w:p>
+    <w:bookmarkEnd w:id="14"/>
+    <w:bookmarkEnd w:id="15"/>
     <w:sectPr>
       <w:footnotePr>
         <w:numRestart w:val="eachSect"/>
@@ -1498,6 +1962,12 @@
     <w:abstractNumId w:val="991"/>
   </w:num>
   <w:num w:numId="1004">
+    <w:abstractNumId w:val="991"/>
+  </w:num>
+  <w:num w:numId="1005">
+    <w:abstractNumId w:val="991"/>
+  </w:num>
+  <w:num w:numId="1006">
     <w:abstractNumId w:val="991"/>
   </w:num>
 </w:numbering>
